--- a/Documentation/userinterface/plan.docx
+++ b/Documentation/userinterface/plan.docx
@@ -63,8 +63,8 @@
         <w:jc w:val="center"/>
         <w:rPr>
           <w:rFonts w:ascii="David" w:hAnsi="David" w:cs="David"/>
-          <w:sz w:val="32"/>
-          <w:szCs w:val="32"/>
+          <w:sz w:val="48"/>
+          <w:szCs w:val="48"/>
           <w:u w:val="single"/>
           <w:lang w:val="en-US"/>
         </w:rPr>
@@ -72,8 +72,8 @@
       <w:r>
         <w:rPr>
           <w:rFonts w:ascii="David" w:hAnsi="David" w:cs="David"/>
-          <w:sz w:val="32"/>
-          <w:szCs w:val="32"/>
+          <w:sz w:val="48"/>
+          <w:szCs w:val="48"/>
           <w:u w:val="single"/>
           <w:lang w:val="en-US"/>
         </w:rPr>
@@ -86,8 +86,8 @@
         <w:jc w:val="center"/>
         <w:rPr>
           <w:rFonts w:ascii="David" w:hAnsi="David" w:cs="David"/>
-          <w:sz w:val="32"/>
-          <w:szCs w:val="32"/>
+          <w:sz w:val="40"/>
+          <w:szCs w:val="40"/>
           <w:u w:val="single"/>
           <w:lang w:val="en-US"/>
         </w:rPr>
@@ -95,8 +95,8 @@
       <w:r>
         <w:rPr>
           <w:rFonts w:ascii="David" w:hAnsi="David" w:cs="David"/>
-          <w:sz w:val="32"/>
-          <w:szCs w:val="32"/>
+          <w:sz w:val="40"/>
+          <w:szCs w:val="40"/>
           <w:u w:val="single"/>
           <w:lang w:val="en-US"/>
         </w:rPr>
@@ -250,7 +250,7 @@
           <w:rtl/>
           <w:lang w:val="en-US"/>
         </w:rPr>
-        <w:t>עובר</w:t>
+        <w:t>מעביר</w:t>
       </w:r>
       <w:r>
         <w:rPr>
@@ -400,7 +400,7 @@
           <w:szCs w:val="32"/>
           <w:rtl/>
         </w:rPr>
-        <w:t>סגירת</w:t>
+        <w:t>סוגר</w:t>
       </w:r>
       <w:r>
         <w:rPr>
@@ -1141,8 +1141,8 @@
         <w:jc w:val="center"/>
         <w:rPr>
           <w:rFonts w:cs="David"/>
-          <w:sz w:val="32"/>
-          <w:szCs w:val="32"/>
+          <w:sz w:val="40"/>
+          <w:szCs w:val="40"/>
           <w:u w:val="single"/>
           <w:lang w:val="en-US"/>
         </w:rPr>
@@ -1150,43 +1150,12 @@
       <w:r>
         <w:rPr>
           <w:rFonts w:cs="David"/>
-          <w:sz w:val="32"/>
-          <w:szCs w:val="32"/>
+          <w:sz w:val="40"/>
+          <w:szCs w:val="40"/>
           <w:u w:val="single"/>
           <w:lang w:val="en-US"/>
         </w:rPr>
-        <w:lastRenderedPageBreak/>
-        <w:t xml:space="preserve">Level – Game </w:t>
-      </w:r>
-      <w:r>
-        <w:rPr>
-          <w:rFonts w:cs="David"/>
-          <w:sz w:val="32"/>
-          <w:szCs w:val="32"/>
-          <w:u w:val="single"/>
-          <w:lang w:val="en-US"/>
-        </w:rPr>
-        <w:t>Z</w:t>
-      </w:r>
-      <w:r>
-        <w:rPr>
-          <w:rFonts w:cs="David"/>
-          <w:sz w:val="32"/>
-          <w:szCs w:val="32"/>
-          <w:u w:val="single"/>
-          <w:lang w:val="en-US"/>
-        </w:rPr>
-        <w:t>one</w:t>
-      </w:r>
-      <w:r>
-        <w:rPr>
-          <w:rFonts w:cs="David"/>
-          <w:sz w:val="32"/>
-          <w:szCs w:val="32"/>
-          <w:u w:val="single"/>
-          <w:lang w:val="en-US"/>
-        </w:rPr>
-        <w:t xml:space="preserve"> – Start</w:t>
+        <w:t>Level – Game Zone – Start</w:t>
       </w:r>
     </w:p>
     <w:p>
@@ -1352,7 +1321,16 @@
           <w:szCs w:val="32"/>
           <w:rtl/>
         </w:rPr>
-        <w:t>חזרה למסך התחלה</w:t>
+        <w:t>מחזיר</w:t>
+      </w:r>
+      <w:r>
+        <w:rPr>
+          <w:rFonts w:cs="David" w:hint="cs"/>
+          <w:sz w:val="32"/>
+          <w:szCs w:val="32"/>
+          <w:rtl/>
+        </w:rPr>
+        <w:t xml:space="preserve"> למסך התחלה</w:t>
       </w:r>
       <w:r>
         <w:rPr>
@@ -1438,7 +1416,7 @@
       <w:pPr>
         <w:bidi/>
         <w:rPr>
-          <w:rFonts w:cs="David" w:hint="cs"/>
+          <w:rFonts w:cs="David"/>
           <w:sz w:val="32"/>
           <w:szCs w:val="32"/>
           <w:rtl/>
@@ -1491,17 +1469,7 @@
           <w:rtl/>
           <w:lang w:val="en-US"/>
         </w:rPr>
-        <w:t xml:space="preserve"> טקסט המציג את </w:t>
-      </w:r>
-      <w:r>
-        <w:rPr>
-          <w:rFonts w:cs="David" w:hint="cs"/>
-          <w:sz w:val="32"/>
-          <w:szCs w:val="32"/>
-          <w:rtl/>
-          <w:lang w:val="en-US"/>
-        </w:rPr>
-        <w:t>מספר החיים שנותרו לשחקן.</w:t>
+        <w:t xml:space="preserve"> טקסט המציג את מספר החיים שנותרו לשחקן.</w:t>
       </w:r>
     </w:p>
     <w:p>
@@ -1730,7 +1698,7 @@
       <w:pPr>
         <w:bidi/>
         <w:rPr>
-          <w:rFonts w:cs="David" w:hint="cs"/>
+          <w:rFonts w:cs="David"/>
           <w:sz w:val="32"/>
           <w:szCs w:val="32"/>
           <w:rtl/>
@@ -1938,7 +1906,7 @@
       <w:pPr>
         <w:bidi/>
         <w:rPr>
-          <w:rFonts w:cs="David" w:hint="cs"/>
+          <w:rFonts w:cs="David"/>
           <w:sz w:val="32"/>
           <w:szCs w:val="32"/>
           <w:rtl/>
@@ -1992,7 +1960,47 @@
           <w:rtl/>
           <w:lang w:val="en-US"/>
         </w:rPr>
-        <w:t xml:space="preserve"> שחקן שמשתש יכול לשלות בו כדי לענות על השאלות.</w:t>
+        <w:t xml:space="preserve"> שחקן שמש</w:t>
+      </w:r>
+      <w:r>
+        <w:rPr>
+          <w:rFonts w:cs="David" w:hint="cs"/>
+          <w:sz w:val="32"/>
+          <w:szCs w:val="32"/>
+          <w:rtl/>
+          <w:lang w:val="en-US"/>
+        </w:rPr>
+        <w:t>תמ</w:t>
+      </w:r>
+      <w:r>
+        <w:rPr>
+          <w:rFonts w:cs="David" w:hint="cs"/>
+          <w:sz w:val="32"/>
+          <w:szCs w:val="32"/>
+          <w:rtl/>
+          <w:lang w:val="en-US"/>
+        </w:rPr>
+        <w:t>ש יכול לשלו</w:t>
+      </w:r>
+      <w:r>
+        <w:rPr>
+          <w:rFonts w:cs="David" w:hint="cs"/>
+          <w:sz w:val="32"/>
+          <w:szCs w:val="32"/>
+          <w:rtl/>
+          <w:lang w:val="en-US"/>
+        </w:rPr>
+        <w:t>ט</w:t>
+      </w:r>
+      <w:r>
+        <w:rPr>
+          <w:rFonts w:cs="David" w:hint="cs"/>
+          <w:sz w:val="32"/>
+          <w:szCs w:val="32"/>
+          <w:rtl/>
+          <w:lang w:val="en-US"/>
+        </w:rPr>
+        <w:t xml:space="preserve"> בו כדי לענות על השאלות.</w:t>
       </w:r>
     </w:p>
     <w:p>
@@ -2035,6 +2043,7 @@
           <w:rFonts w:cs="David"/>
           <w:sz w:val="32"/>
           <w:szCs w:val="32"/>
+          <w:rtl/>
           <w:lang w:val="en-US"/>
         </w:rPr>
       </w:pPr>
@@ -2042,34 +2051,11 @@
     <w:p>
       <w:pPr>
         <w:bidi/>
-        <w:rPr>
-          <w:rFonts w:cs="David"/>
-          <w:sz w:val="32"/>
-          <w:szCs w:val="32"/>
-          <w:lang w:val="en-US"/>
-        </w:rPr>
-      </w:pPr>
-    </w:p>
-    <w:p>
-      <w:pPr>
-        <w:bidi/>
-        <w:rPr>
-          <w:rFonts w:cs="David"/>
-          <w:sz w:val="32"/>
-          <w:szCs w:val="32"/>
-          <w:rtl/>
-          <w:lang w:val="en-US"/>
-        </w:rPr>
-      </w:pPr>
-    </w:p>
-    <w:p>
-      <w:pPr>
-        <w:bidi/>
         <w:jc w:val="center"/>
         <w:rPr>
           <w:rFonts w:cs="David"/>
-          <w:sz w:val="32"/>
-          <w:szCs w:val="32"/>
+          <w:sz w:val="40"/>
+          <w:szCs w:val="40"/>
           <w:u w:val="single"/>
           <w:lang w:val="en-US"/>
         </w:rPr>
@@ -2083,47 +2069,27 @@
           <w:lang w:val="en-US"/>
         </w:rPr>
         <w:lastRenderedPageBreak/>
-        <w:t xml:space="preserve">Level – Game </w:t>
-      </w:r>
-      <w:r>
-        <w:rPr>
-          <w:rFonts w:cs="David"/>
-          <w:sz w:val="32"/>
-          <w:szCs w:val="32"/>
+        <w:t>L</w:t>
+      </w:r>
+      <w:r>
+        <w:rPr>
+          <w:rFonts w:cs="David"/>
+          <w:sz w:val="40"/>
+          <w:szCs w:val="40"/>
           <w:u w:val="single"/>
           <w:lang w:val="en-US"/>
         </w:rPr>
-        <w:t>Z</w:t>
-      </w:r>
-      <w:r>
-        <w:rPr>
-          <w:rFonts w:cs="David"/>
-          <w:sz w:val="32"/>
-          <w:szCs w:val="32"/>
+        <w:t xml:space="preserve">evel – Game Zone </w:t>
+      </w:r>
+      <w:r>
+        <w:rPr>
+          <w:rFonts w:cs="David"/>
+          <w:sz w:val="40"/>
+          <w:szCs w:val="40"/>
           <w:u w:val="single"/>
           <w:lang w:val="en-US"/>
         </w:rPr>
-        <w:t>one</w:t>
-      </w:r>
-      <w:r>
-        <w:rPr>
-          <w:rFonts w:cs="David"/>
-          <w:sz w:val="32"/>
-          <w:szCs w:val="32"/>
-          <w:u w:val="single"/>
-          <w:lang w:val="en-US"/>
-        </w:rPr>
-        <w:t xml:space="preserve"> – </w:t>
-      </w:r>
-      <w:r>
-        <w:rPr>
-          <w:rFonts w:cs="David"/>
-          <w:sz w:val="32"/>
-          <w:szCs w:val="32"/>
-          <w:u w:val="single"/>
-          <w:lang w:val="en-US"/>
-        </w:rPr>
-        <w:t xml:space="preserve"> Acitve</w:t>
+        <w:t>– Active</w:t>
       </w:r>
     </w:p>
     <w:p>
@@ -2403,7 +2369,7 @@
       <w:pPr>
         <w:bidi/>
         <w:rPr>
-          <w:rFonts w:cs="David" w:hint="cs"/>
+          <w:rFonts w:cs="David"/>
           <w:sz w:val="32"/>
           <w:szCs w:val="32"/>
           <w:rtl/>
@@ -3020,7 +2986,7 @@
       <w:pPr>
         <w:bidi/>
         <w:rPr>
-          <w:rFonts w:cs="David" w:hint="cs"/>
+          <w:rFonts w:cs="David"/>
           <w:sz w:val="32"/>
           <w:szCs w:val="32"/>
           <w:rtl/>
@@ -3093,7 +3059,27 @@
           <w:rtl/>
           <w:lang w:val="en-US"/>
         </w:rPr>
-        <w:t>נמצע במצב קפיצה לתשובה הבא.</w:t>
+        <w:t>נמצ</w:t>
+      </w:r>
+      <w:r>
+        <w:rPr>
+          <w:rFonts w:cs="David" w:hint="cs"/>
+          <w:sz w:val="32"/>
+          <w:szCs w:val="32"/>
+          <w:rtl/>
+          <w:lang w:val="en-US"/>
+        </w:rPr>
+        <w:t xml:space="preserve">א </w:t>
+      </w:r>
+      <w:r>
+        <w:rPr>
+          <w:rFonts w:cs="David" w:hint="cs"/>
+          <w:sz w:val="32"/>
+          <w:szCs w:val="32"/>
+          <w:rtl/>
+          <w:lang w:val="en-US"/>
+        </w:rPr>
+        <w:t>במצב קפיצה לתשובה הבא.</w:t>
       </w:r>
     </w:p>
     <w:p>
